--- a/klagomål/A 23789-2025 FSC-klagomål.docx
+++ b/klagomål/A 23789-2025 FSC-klagomål.docx
@@ -1546,7 +1546,7 @@
     <w:r>
       <w:tab/>
       <w:tab/>
-      <w:t>2025-06-22</w:t>
+      <w:t>2025-06-23</w:t>
       <w:br/>
       <w:br/>
     </w:r>

--- a/klagomål/A 23789-2025 FSC-klagomål.docx
+++ b/klagomål/A 23789-2025 FSC-klagomål.docx
@@ -191,7 +191,7 @@
     </w:p>
     <w:p>
       <w:r>
-        <w:t>I avverkningsanmälan har följande 27 naturvårdsarter hittats: blackticka (VU), doftskinn (NT), duvhök (NT, §4), garnlav (NT), granticka (NT), harticka (NT), järpe (NT, §4), lunglav (NT), rosenticka (NT), skogshare (NT), skorpgrynna (NT), skrovellav (NT), sorgvaxskinn (NT), stiftgelélav (NT), talltita (NT, §4), tretåig hackspett (NT, §4), ullticka (NT), violettgrå tagellav (NT), blodticka (S), bårdlav (S), luddlav (S), norrlandslav (S), skinnlav (S), spindelblomster (S, §8), stuplav (S), vedticka (S) och lavskrika (§4). Av dessa är 18 rödlistade. För rödlistade arter har rödlistekategorin angivits inom parentes. Arter som är signalarter enligt Skogsstyrelsen har markerats med (S). För fridlysta arter anges även paragrafen i Artskyddsförordningen som arten är fridlyst enligt.</w:t>
+        <w:t>I avverkningsanmälan har följande 24 naturvårdsarter hittats: blackticka (VU), doftskinn (NT), garnlav (NT), granticka (NT), harticka (NT), järpe (NT, §4), lunglav (NT), rosenticka (NT), skogshare (NT), skrovellav (NT), stiftgelélav (NT), talltita (NT, §4), tretåig hackspett (NT, §4), ullticka (NT), violettgrå tagellav (NT), blodticka (S), bårdlav (S), luddlav (S), norrlandslav (S), skinnlav (S), spindelblomster (S, §8), stuplav (S), vedticka (S) och lavskrika (§4). Av dessa är 15 rödlistade. För rödlistade arter har rödlistekategorin angivits inom parentes. Arter som är signalarter enligt Skogsstyrelsen har markerats med (S). För fridlysta arter anges även paragrafen i Artskyddsförordningen som arten är fridlyst enligt.</w:t>
       </w:r>
     </w:p>
     <w:p>
@@ -435,7 +435,7 @@
     </w:p>
     <w:p>
       <w:r>
-        <w:t>Följande fridlysta arter har sina livsmiljöer och växtplatser i den avverkningsanmälda skogen: duvhök (NT, §4), järpe (NT, §4), talltita (NT, §4), tretåig hackspett (NT, §4), spindelblomster (S, §8) och lavskrika (§4).</w:t>
+        <w:t>Följande fridlysta arter har sina livsmiljöer och växtplatser i den avverkningsanmälda skogen: järpe (NT, §4), talltita (NT, §4), tretåig hackspett (NT, §4), spindelblomster (S, §8) och lavskrika (§4).</w:t>
       </w:r>
     </w:p>
     <w:p>
@@ -450,17 +450,6 @@
       </w:r>
       <w:r>
         <w:t>(artikel 1). Vidare att de åtgärder som vidtas inte får leda till en försämring av den nuvarande situationen beträffande bevarandet av de fågelarter som avses i artikel 1 (artikel 13). Fågeldirektivet är styrande för tillsynsansvariga myndigheters ärendehantering, ställningstaganden och beslutsfattande.</w:t>
-      </w:r>
-    </w:p>
-    <w:p>
-      <w:r>
-        <w:rPr>
-          <w:b/>
-        </w:rPr>
-        <w:t>Duvhök (NT, §4)</w:t>
-      </w:r>
-      <w:r>
-        <w:t xml:space="preserve"> är rödlistad som nära hotad (NT) och har minskat med 22 (0–48) % under de senaste 18 åren. Minskningstakten för den svenska populationen bedöms vara nära gränsvärdet för Sårbar (VU). (A2bc). (SLU Artdatabanken, 2021). Duvhöken jagar helst inne i äldre skog och missgynnas av stora hyggen och täta planteringar. De gamla fåglarna är i huvudsak stationära i sina revir (Skogsstyrelsen, 2016). Duvhöken är starkt bunden till skogsmark och boet läggs inne i tät, oftast äldre skog. Kantzoner mot öppen mark undviks och duvhöken är därför känsligare för slutavverkning än flera andra rovfåglar. Duvhöken är beroende av insynsskyddade boplatser. Friställande av boträd eller avverkning så att boplatsen blir exponerad mot öppen mark, medför att platsen överges (Skogsstyrelsen, 2016). Eftersom duvhöken helst häckar i gammal skog, är dess häckningsplatser i princip alltid mer eller mindre hotade av skogsbruk och avverkningar (SLU Artdatabanken, 2021).</w:t>
       </w:r>
     </w:p>
     <w:p>
@@ -637,7 +626,7 @@
         <w:rPr>
           <w:i/>
         </w:rPr>
-        <w:t>I det avverkningsanmälda skogsområdet har 26 rödlistade arter och signalarter påträffats. Detta ska jämföras med Skogsstyrelsens uppföljning 2017 av nyckelbiotoper som visade att man i genomsnitt hittar 20,6 olika rödlistade arter och signalarter i en nyckelbiotop (Wijk, S. 2017. Biologisk mångfald i nyckelbiotoper – Resultat från inventeringen “Uppföljning biologisk mångfald” 2009–2015. Rapport 4/2017 Skogsstyrelsen, Jönköping).</w:t>
+        <w:t>I det avverkningsanmälda skogsområdet har 23 rödlistade arter och signalarter påträffats. Detta ska jämföras med Skogsstyrelsens uppföljning 2017 av nyckelbiotoper som visade att man i genomsnitt hittar 20,6 olika rödlistade arter och signalarter i en nyckelbiotop (Wijk, S. 2017. Biologisk mångfald i nyckelbiotoper – Resultat från inventeringen “Uppföljning biologisk mångfald” 2009–2015. Rapport 4/2017 Skogsstyrelsen, Jönköping).</w:t>
       </w:r>
     </w:p>
     <w:p>
@@ -666,7 +655,7 @@
         <w:rPr>
           <w:i/>
         </w:rPr>
-        <w:t>I det avverkningsanmälda skogsområdet har 27 naturvårdsarter varav 18 rödlistade arter sina livsmiljöer och växtplatser.</w:t>
+        <w:t>I det avverkningsanmälda skogsområdet har 24 naturvårdsarter varav 15 rödlistade arter sina livsmiljöer och växtplatser.</w:t>
       </w:r>
     </w:p>
     <w:p>
@@ -866,75 +855,6 @@
         <w:t>BILAGA 1 –</w:t>
         <w:br/>
         <w:t>Fridlysta och rödlistade arter</w:t>
-      </w:r>
-    </w:p>
-    <w:p>
-      <w:pPr>
-        <w:pStyle w:val="Heading1"/>
-      </w:pPr>
-      <w:r>
-        <w:t>Duvhök – ekologi samt krav på livsmiljön</w:t>
-      </w:r>
-    </w:p>
-    <w:p>
-      <w:r>
-        <w:t>Duvhök (NT, §4) är rödlistad som nära hotad (NT) och har minskat med 22 (0–48) % under de senaste 18 åren. Minskningstakten för den svenska populationen bedöms vara nära gränsvärdet för Sårbar (VU). (A2bc). (SLU Artdatabanken, 2021).</w:t>
-      </w:r>
-    </w:p>
-    <w:p>
-      <w:r>
-        <w:t>Duvhöken är starkt bunden till skogsmark, såväl för häckning som födosök. Den påträffas oftast i större skogsområden med äldre skog, men kan ibland även häcka i dungar i områden dominerade av öppen mark. De gamla fåglarna är i huvudsak stationära i sina revir. Duvhöken jagar helst inne i äldre skog och missgynnas av stora hyggen och täta planteringar (Skogsstyrelsen, 2016).</w:t>
-      </w:r>
-    </w:p>
-    <w:p>
-      <w:r>
-        <w:t>Boet läggs inne i tät, oftast äldre skog. Kantzoner mot öppen mark undviks och duvhöken är därför känsligare för slutavverkning än flera andra rovfåglar. Boträdet måste vara grovgrenigt och är oftast en äldre gran eller tall, i sydligaste Sverige är bok vanligt. Duvhöken är beroende av insynsskyddade boplatser. Friställande av boträd eller avverkning så att boplatsen är exponerad mot öppen mark, medför att platsen överges. Samma bo kan användas flera år i rad, men likt andra rovfåglar har den normalt ett eller flera alternativa bon (Skogsstyrelsen, 2016). Eftersom duvhöken helst häckar i gammal skog, är dess häckningsplatser i princip alltid mer eller mindre hotade av skogsbruk och avverkningar (SLU Artdatabanken, 2021).</w:t>
-      </w:r>
-    </w:p>
-    <w:p>
-      <w:r>
-        <w:t>Den viktigaste begränsande faktorn för duvhökspopulationen i stort är födan och ett allvarligare problem är därför den av skogsbruket orsakade storskaliga omvandlingen och utarmningen av skogslandskapet, som kan påverka såväl duvhökens möjlighet att jaga som förekomsten av viktiga byten. Duvhökens jaktteknik gör den beroende av landskapets utformning och sammansättning och dess preferens för gammal skog tyder på att den är anpassad till att jaga i skog som är “lagom” tät. I öppnare biotoper, till exempel hyggen, kommer dess jaktteknik inte till sin rätt och i tätare biotoper, t.ex. ungskogar, har den relativt stora duvhöken svårt att manövrera (SLU Artdatabanken, 2021).</w:t>
-      </w:r>
-    </w:p>
-    <w:p>
-      <w:r>
-        <w:t>Minskningstakten har uppgått till 22 (0–48) % under de senaste 18 åren. Bedömningen baseras på ett för arten lämpligt abundansindex och minskad geografisk utbredning och/eller försämrad habitatkvalitet (allt yngre och tätare skogar vilket försvårar för boplacering samt försämrar jaktmöjligheterna). Minskningstakten för den svenska populationen bedöms vara nära gränsvärdet för Sårbar (VU). (A2bc).</w:t>
-      </w:r>
-    </w:p>
-    <w:p>
-      <w:pPr>
-        <w:pStyle w:val="Heading2"/>
-      </w:pPr>
-      <w:r>
-        <w:t>Referenser – duvhök</w:t>
-      </w:r>
-    </w:p>
-    <w:p>
-      <w:r>
-        <w:t xml:space="preserve">Skogsstyrelsen, 2016. </w:t>
-      </w:r>
-      <w:r>
-        <w:rPr>
-          <w:i/>
-        </w:rPr>
-        <w:t xml:space="preserve">Duvhök – Vägledning för hänsyn till fåglar. </w:t>
-      </w:r>
-      <w:r>
-        <w:t>https://www.skogsstyrelsen.se/globalassets/lag-och-tillsyn/artskydd/vagledningar-for-hansyn-till-faglar/duvhok-vagledning-hansyn2.pdf</w:t>
-      </w:r>
-    </w:p>
-    <w:p>
-      <w:r>
-        <w:t xml:space="preserve">SLU Artdatabanken, 2021. </w:t>
-      </w:r>
-      <w:r>
-        <w:rPr>
-          <w:i/>
-        </w:rPr>
-        <w:t xml:space="preserve">Artfaktablad. Naturvård – artfakta. </w:t>
-      </w:r>
-      <w:r>
-        <w:t>SLU Artdatabanken, Uppsala</w:t>
       </w:r>
     </w:p>
     <w:p>
@@ -1546,7 +1466,7 @@
     <w:r>
       <w:tab/>
       <w:tab/>
-      <w:t>2025-06-23</w:t>
+      <w:t>2025-06-24</w:t>
       <w:br/>
       <w:br/>
     </w:r>

--- a/klagomål/A 23789-2025 FSC-klagomål.docx
+++ b/klagomål/A 23789-2025 FSC-klagomål.docx
@@ -1466,7 +1466,7 @@
     <w:r>
       <w:tab/>
       <w:tab/>
-      <w:t>2025-06-24</w:t>
+      <w:t>2025-06-25</w:t>
       <w:br/>
       <w:br/>
     </w:r>

--- a/klagomål/A 23789-2025 FSC-klagomål.docx
+++ b/klagomål/A 23789-2025 FSC-klagomål.docx
@@ -1466,7 +1466,7 @@
     <w:r>
       <w:tab/>
       <w:tab/>
-      <w:t>2025-06-25</w:t>
+      <w:t>2025-06-26</w:t>
       <w:br/>
       <w:br/>
     </w:r>

--- a/klagomål/A 23789-2025 FSC-klagomål.docx
+++ b/klagomål/A 23789-2025 FSC-klagomål.docx
@@ -1466,7 +1466,7 @@
     <w:r>
       <w:tab/>
       <w:tab/>
-      <w:t>2025-06-26</w:t>
+      <w:t>2025-06-27</w:t>
       <w:br/>
       <w:br/>
     </w:r>

--- a/klagomål/A 23789-2025 FSC-klagomål.docx
+++ b/klagomål/A 23789-2025 FSC-klagomål.docx
@@ -1466,7 +1466,7 @@
     <w:r>
       <w:tab/>
       <w:tab/>
-      <w:t>2025-06-27</w:t>
+      <w:t>2025-06-28</w:t>
       <w:br/>
       <w:br/>
     </w:r>

--- a/klagomål/A 23789-2025 FSC-klagomål.docx
+++ b/klagomål/A 23789-2025 FSC-klagomål.docx
@@ -1466,7 +1466,7 @@
     <w:r>
       <w:tab/>
       <w:tab/>
-      <w:t>2025-06-28</w:t>
+      <w:t>2025-06-29</w:t>
       <w:br/>
       <w:br/>
     </w:r>

--- a/klagomål/A 23789-2025 FSC-klagomål.docx
+++ b/klagomål/A 23789-2025 FSC-klagomål.docx
@@ -1466,7 +1466,7 @@
     <w:r>
       <w:tab/>
       <w:tab/>
-      <w:t>2025-06-29</w:t>
+      <w:t>2025-06-30</w:t>
       <w:br/>
       <w:br/>
     </w:r>

--- a/klagomål/A 23789-2025 FSC-klagomål.docx
+++ b/klagomål/A 23789-2025 FSC-klagomål.docx
@@ -1466,7 +1466,7 @@
     <w:r>
       <w:tab/>
       <w:tab/>
-      <w:t>2025-06-30</w:t>
+      <w:t>2025-07-01</w:t>
       <w:br/>
       <w:br/>
     </w:r>

--- a/klagomål/A 23789-2025 FSC-klagomål.docx
+++ b/klagomål/A 23789-2025 FSC-klagomål.docx
@@ -1466,7 +1466,7 @@
     <w:r>
       <w:tab/>
       <w:tab/>
-      <w:t>2025-07-01</w:t>
+      <w:t>2025-07-02</w:t>
       <w:br/>
       <w:br/>
     </w:r>

--- a/klagomål/A 23789-2025 FSC-klagomål.docx
+++ b/klagomål/A 23789-2025 FSC-klagomål.docx
@@ -1466,7 +1466,7 @@
     <w:r>
       <w:tab/>
       <w:tab/>
-      <w:t>2025-07-02</w:t>
+      <w:t>2025-07-03</w:t>
       <w:br/>
       <w:br/>
     </w:r>

--- a/klagomål/A 23789-2025 FSC-klagomål.docx
+++ b/klagomål/A 23789-2025 FSC-klagomål.docx
@@ -1466,7 +1466,7 @@
     <w:r>
       <w:tab/>
       <w:tab/>
-      <w:t>2025-07-03</w:t>
+      <w:t>2025-07-04</w:t>
       <w:br/>
       <w:br/>
     </w:r>

--- a/klagomål/A 23789-2025 FSC-klagomål.docx
+++ b/klagomål/A 23789-2025 FSC-klagomål.docx
@@ -1466,7 +1466,7 @@
     <w:r>
       <w:tab/>
       <w:tab/>
-      <w:t>2025-07-04</w:t>
+      <w:t>2025-07-05</w:t>
       <w:br/>
       <w:br/>
     </w:r>

--- a/klagomål/A 23789-2025 FSC-klagomål.docx
+++ b/klagomål/A 23789-2025 FSC-klagomål.docx
@@ -1466,7 +1466,7 @@
     <w:r>
       <w:tab/>
       <w:tab/>
-      <w:t>2025-07-05</w:t>
+      <w:t>2025-07-06</w:t>
       <w:br/>
       <w:br/>
     </w:r>

--- a/klagomål/A 23789-2025 FSC-klagomål.docx
+++ b/klagomål/A 23789-2025 FSC-klagomål.docx
@@ -1466,7 +1466,7 @@
     <w:r>
       <w:tab/>
       <w:tab/>
-      <w:t>2025-07-06</w:t>
+      <w:t>2025-07-07</w:t>
       <w:br/>
       <w:br/>
     </w:r>

--- a/klagomål/A 23789-2025 FSC-klagomål.docx
+++ b/klagomål/A 23789-2025 FSC-klagomål.docx
@@ -1466,7 +1466,7 @@
     <w:r>
       <w:tab/>
       <w:tab/>
-      <w:t>2025-07-07</w:t>
+      <w:t>2025-07-08</w:t>
       <w:br/>
       <w:br/>
     </w:r>

--- a/klagomål/A 23789-2025 FSC-klagomål.docx
+++ b/klagomål/A 23789-2025 FSC-klagomål.docx
@@ -309,7 +309,25 @@
         <w:t>Lunglav (NT)</w:t>
       </w:r>
       <w:r>
-        <w:t xml:space="preserve"> är en av vårt lands främsta signalarter som överallt indikerar gamla lövträd, skogsbestånd med höga naturvärden och ekosystem med lång skoglig kontinuitet. Lokalt kan förekomsten vara mycket riklig men den hittas nästan enbart i gamla och ej slutavverkade skogar. Artens samtliga förekomster bör uppmärksammas från naturvårdssynpunkt, då många lokaler även hyser andra ovanliga och rödlistade arter. Rikliga förekomster bör skyddas med biotopskydd, frivilliga avsättningar eller reservat (SLU Artdatabanken, 2024; Nitare &amp; Skogsstyrelsen, 2019).</w:t>
+        <w:t xml:space="preserve"> är en av vårt lands främsta signalarter som överallt indikerar gamla lövträd, skogsbestånd med höga naturvärden och ekosystem med lång skoglig kontinuitet. Lokalt kan förekomsten vara mycket riklig men den hittas nästan enbart i gamla och ej slutavverkade skogar. Artens samtliga förekomster bör uppmärksammas från naturvårdssynpunkt, då många lokaler även hyser andra ovanliga och rödlistade arter. Rikliga förekomster bör skyddas med biotopskydd, frivilliga avsättningar eller reservat. Det finns ett antal sällsynta lavparasiter som växer på lunglav: lunglavsknapp (VU), skrovelmössing (DD), lunglavshårprick (DD), </w:t>
+      </w:r>
+      <w:r>
+        <w:rPr>
+          <w:i/>
+        </w:rPr>
+        <w:t>Calycina alstrupii</w:t>
+      </w:r>
+      <w:r>
+        <w:t xml:space="preserve"> (NA) och </w:t>
+      </w:r>
+      <w:r>
+        <w:rPr>
+          <w:i/>
+        </w:rPr>
+        <w:t>Chalara lobariae</w:t>
+      </w:r>
+      <w:r>
+        <w:t xml:space="preserve"> (NA) (SLU Artdatabanken, 2025; SLU Artdatabanken, 2024; Nitare &amp; Skogsstyrelsen, 2019).</w:t>
       </w:r>
     </w:p>
     <w:p>
@@ -998,7 +1016,7 @@
         <w:t>Plectocarpon lichenum</w:t>
       </w:r>
       <w:r>
-        <w:t xml:space="preserve"> (VU). Det finns ytterligare två rödlistade parasiter vilka bara förekommer på lunglav, Skrovelmössing </w:t>
+        <w:t xml:space="preserve"> (VU). Det finns ytterligare ett antal parasiter vilka bara förekommer på lunglav: Skrovelmössing </w:t>
       </w:r>
       <w:r>
         <w:rPr>
@@ -1016,7 +1034,25 @@
         <w:t>Niesslia lobariae</w:t>
       </w:r>
       <w:r>
-        <w:t xml:space="preserve"> (rödlistad som Kunskapsbrist DD). Skrovelmössing (DD) har små svarta apothecier och bruna, 1-septerade sporer och Lunglavshårprick (DD) har brunhåriga perithecier och färglösa, 1-septerade sporer (SLU Artdatabanken, 2024; Nitare &amp; Skogsstyrelsen, 2019).</w:t>
+        <w:t xml:space="preserve"> (rödlistad som Kunskapsbrist DD). Skrovelmössing (DD) har små svarta apothecier och bruna, 1-septerade sporer och Lunglavshårprick (DD) har brunhåriga perithecier och färglösa, 1-septerade sporer. Nyligen har ytterligare två lavparasiter påträffats i Sverige som växer på lunglav: </w:t>
+      </w:r>
+      <w:r>
+        <w:rPr>
+          <w:i/>
+        </w:rPr>
+        <w:t>Calycina alstrupii</w:t>
+      </w:r>
+      <w:r>
+        <w:t xml:space="preserve"> (NA) och </w:t>
+      </w:r>
+      <w:r>
+        <w:rPr>
+          <w:i/>
+        </w:rPr>
+        <w:t>Chalara lobariae</w:t>
+      </w:r>
+      <w:r>
+        <w:t xml:space="preserve"> (NA) (SLU Artdatabanken, 2025; SLU Artdatabanken, 2024; Nitare &amp; Skogsstyrelsen, 2019).</w:t>
       </w:r>
     </w:p>
     <w:p>
@@ -1053,6 +1089,20 @@
       </w:r>
       <w:r>
         <w:t>SLU Artdatabanken, Uppsala.</w:t>
+      </w:r>
+    </w:p>
+    <w:p>
+      <w:r>
+        <w:t xml:space="preserve">SLU Artdatabanken, 2025. </w:t>
+      </w:r>
+      <w:r>
+        <w:rPr>
+          <w:i/>
+        </w:rPr>
+        <w:t xml:space="preserve">Över 20 nya lavparasiter för Sverige. </w:t>
+      </w:r>
+      <w:r>
+        <w:t>https://www.slu.se/artdatabanken/arter-och-natur/artiklar/over-20-nya-lavparasiter-for-sverige/</w:t>
       </w:r>
     </w:p>
     <w:p>
@@ -1466,7 +1516,7 @@
     <w:r>
       <w:tab/>
       <w:tab/>
-      <w:t>2025-07-08</w:t>
+      <w:t>2025-07-09</w:t>
       <w:br/>
       <w:br/>
     </w:r>

--- a/klagomål/A 23789-2025 FSC-klagomål.docx
+++ b/klagomål/A 23789-2025 FSC-klagomål.docx
@@ -1516,7 +1516,7 @@
     <w:r>
       <w:tab/>
       <w:tab/>
-      <w:t>2025-07-09</w:t>
+      <w:t>2025-07-11</w:t>
       <w:br/>
       <w:br/>
     </w:r>

--- a/klagomål/A 23789-2025 FSC-klagomål.docx
+++ b/klagomål/A 23789-2025 FSC-klagomål.docx
@@ -1516,7 +1516,7 @@
     <w:r>
       <w:tab/>
       <w:tab/>
-      <w:t>2025-07-11</w:t>
+      <w:t>2025-07-12</w:t>
       <w:br/>
       <w:br/>
     </w:r>

--- a/klagomål/A 23789-2025 FSC-klagomål.docx
+++ b/klagomål/A 23789-2025 FSC-klagomål.docx
@@ -1516,7 +1516,7 @@
     <w:r>
       <w:tab/>
       <w:tab/>
-      <w:t>2025-07-12</w:t>
+      <w:t>2025-07-13</w:t>
       <w:br/>
       <w:br/>
     </w:r>

--- a/klagomål/A 23789-2025 FSC-klagomål.docx
+++ b/klagomål/A 23789-2025 FSC-klagomål.docx
@@ -1516,7 +1516,7 @@
     <w:r>
       <w:tab/>
       <w:tab/>
-      <w:t>2025-07-13</w:t>
+      <w:t>2025-07-14</w:t>
       <w:br/>
       <w:br/>
     </w:r>

--- a/klagomål/A 23789-2025 FSC-klagomål.docx
+++ b/klagomål/A 23789-2025 FSC-klagomål.docx
@@ -1516,7 +1516,7 @@
     <w:r>
       <w:tab/>
       <w:tab/>
-      <w:t>2025-08-06</w:t>
+      <w:t>2025-08-09</w:t>
       <w:br/>
       <w:br/>
     </w:r>

--- a/klagomål/A 23789-2025 FSC-klagomål.docx
+++ b/klagomål/A 23789-2025 FSC-klagomål.docx
@@ -168,7 +168,7 @@
     </w:p>
     <w:p>
       <w:r>
-        <w:t>Detta dokument behandlar höga naturvärden i avverkningsanmälan A 23789-2025 i Vilhelmina kommun. Denna avverkningsanmälan inkom 2025-05-16 och omfattar 44,2 ha.</w:t>
+        <w:t>Detta dokument behandlar höga naturvärden i avverkningsanmälan A 23789-2025 i Vilhelmina kommun. Denna avverkningsanmälan inkom 2025-05-16 00:00:00 och omfattar 44,2 ha.</w:t>
       </w:r>
     </w:p>
     <w:p>

--- a/klagomål/A 23789-2025 FSC-klagomål.docx
+++ b/klagomål/A 23789-2025 FSC-klagomål.docx
@@ -1516,7 +1516,7 @@
     <w:r>
       <w:tab/>
       <w:tab/>
-      <w:t>2025-08-09</w:t>
+      <w:t>2025-08-10</w:t>
       <w:br/>
       <w:br/>
     </w:r>

--- a/klagomål/A 23789-2025 FSC-klagomål.docx
+++ b/klagomål/A 23789-2025 FSC-klagomål.docx
@@ -1516,7 +1516,7 @@
     <w:r>
       <w:tab/>
       <w:tab/>
-      <w:t>2025-08-10</w:t>
+      <w:t>2025-08-11</w:t>
       <w:br/>
       <w:br/>
     </w:r>

--- a/klagomål/A 23789-2025 FSC-klagomål.docx
+++ b/klagomål/A 23789-2025 FSC-klagomål.docx
@@ -1516,7 +1516,7 @@
     <w:r>
       <w:tab/>
       <w:tab/>
-      <w:t>2025-08-11</w:t>
+      <w:t>2025-08-12</w:t>
       <w:br/>
       <w:br/>
     </w:r>

--- a/klagomål/A 23789-2025 FSC-klagomål.docx
+++ b/klagomål/A 23789-2025 FSC-klagomål.docx
@@ -1516,7 +1516,7 @@
     <w:r>
       <w:tab/>
       <w:tab/>
-      <w:t>2025-08-12</w:t>
+      <w:t>2025-08-13</w:t>
       <w:br/>
       <w:br/>
     </w:r>

--- a/klagomål/A 23789-2025 FSC-klagomål.docx
+++ b/klagomål/A 23789-2025 FSC-klagomål.docx
@@ -1516,7 +1516,7 @@
     <w:r>
       <w:tab/>
       <w:tab/>
-      <w:t>2025-08-13</w:t>
+      <w:t>2025-08-14</w:t>
       <w:br/>
       <w:br/>
     </w:r>

--- a/klagomål/A 23789-2025 FSC-klagomål.docx
+++ b/klagomål/A 23789-2025 FSC-klagomål.docx
@@ -1516,7 +1516,7 @@
     <w:r>
       <w:tab/>
       <w:tab/>
-      <w:t>2025-08-14</w:t>
+      <w:t>2025-08-15</w:t>
       <w:br/>
       <w:br/>
     </w:r>

--- a/klagomål/A 23789-2025 FSC-klagomål.docx
+++ b/klagomål/A 23789-2025 FSC-klagomål.docx
@@ -1516,7 +1516,7 @@
     <w:r>
       <w:tab/>
       <w:tab/>
-      <w:t>2025-08-15</w:t>
+      <w:t>2025-08-16</w:t>
       <w:br/>
       <w:br/>
     </w:r>

--- a/klagomål/A 23789-2025 FSC-klagomål.docx
+++ b/klagomål/A 23789-2025 FSC-klagomål.docx
@@ -1516,7 +1516,7 @@
     <w:r>
       <w:tab/>
       <w:tab/>
-      <w:t>2025-08-16</w:t>
+      <w:t>2025-08-17</w:t>
       <w:br/>
       <w:br/>
     </w:r>

--- a/klagomål/A 23789-2025 FSC-klagomål.docx
+++ b/klagomål/A 23789-2025 FSC-klagomål.docx
@@ -1516,7 +1516,7 @@
     <w:r>
       <w:tab/>
       <w:tab/>
-      <w:t>2025-08-17</w:t>
+      <w:t>2025-08-18</w:t>
       <w:br/>
       <w:br/>
     </w:r>

--- a/klagomål/A 23789-2025 FSC-klagomål.docx
+++ b/klagomål/A 23789-2025 FSC-klagomål.docx
@@ -1516,7 +1516,7 @@
     <w:r>
       <w:tab/>
       <w:tab/>
-      <w:t>2025-08-18</w:t>
+      <w:t>2025-08-19</w:t>
       <w:br/>
       <w:br/>
     </w:r>

--- a/klagomål/A 23789-2025 FSC-klagomål.docx
+++ b/klagomål/A 23789-2025 FSC-klagomål.docx
@@ -1516,7 +1516,7 @@
     <w:r>
       <w:tab/>
       <w:tab/>
-      <w:t>2025-08-19</w:t>
+      <w:t>2025-08-20</w:t>
       <w:br/>
       <w:br/>
     </w:r>

--- a/klagomål/A 23789-2025 FSC-klagomål.docx
+++ b/klagomål/A 23789-2025 FSC-klagomål.docx
@@ -1516,7 +1516,7 @@
     <w:r>
       <w:tab/>
       <w:tab/>
-      <w:t>2025-08-20</w:t>
+      <w:t>2025-08-21</w:t>
       <w:br/>
       <w:br/>
     </w:r>

--- a/klagomål/A 23789-2025 FSC-klagomål.docx
+++ b/klagomål/A 23789-2025 FSC-klagomål.docx
@@ -1516,7 +1516,7 @@
     <w:r>
       <w:tab/>
       <w:tab/>
-      <w:t>2025-08-21</w:t>
+      <w:t>2025-08-22</w:t>
       <w:br/>
       <w:br/>
     </w:r>
